--- a/SEO-Clients-Hub/_templates/contracts/output/TEMPLATE-Spark-SEO-55-Agreement.docx
+++ b/SEO-Clients-Hub/_templates/contracts/output/TEMPLATE-Spark-SEO-55-Agreement.docx
@@ -1275,7 +1275,7 @@
           <w:ilvl w:val="0"/>
           <w:numId w:val="2"/>
         </w:numPr>
-        <w:spacing w:after="60" w:line="264"/>
+        <w:spacing w:after="40" w:line="259"/>
       </w:pPr>
       <w:r>
         <w:t xml:space="preserve">On-page SEO optimization, including titles, meta descriptions, and headings.</w:t>
@@ -1288,7 +1288,7 @@
           <w:ilvl w:val="0"/>
           <w:numId w:val="2"/>
         </w:numPr>
-        <w:spacing w:after="60" w:line="264"/>
+        <w:spacing w:after="40" w:line="259"/>
       </w:pPr>
       <w:r>
         <w:t xml:space="preserve">Local keyword research and targeting relevant to Client's specialties (</w:t>
@@ -1321,7 +1321,7 @@
           <w:ilvl w:val="0"/>
           <w:numId w:val="2"/>
         </w:numPr>
-        <w:spacing w:after="60" w:line="264"/>
+        <w:spacing w:after="40" w:line="259"/>
       </w:pPr>
       <w:r>
         <w:t xml:space="preserve">Image optimization for SEO and accessibility (including alt text), limited to images touched during included work.</w:t>
@@ -1334,7 +1334,7 @@
           <w:ilvl w:val="0"/>
           <w:numId w:val="2"/>
         </w:numPr>
-        <w:spacing w:after="60" w:line="264"/>
+        <w:spacing w:after="40" w:line="259"/>
       </w:pPr>
       <w:r>
         <w:t xml:space="preserve">Google Business Profile optimization, subject to platform access, verification, and policy.</w:t>
@@ -1347,7 +1347,7 @@
           <w:ilvl w:val="0"/>
           <w:numId w:val="2"/>
         </w:numPr>
-        <w:spacing w:after="60" w:line="264"/>
+        <w:spacing w:after="40" w:line="259"/>
       </w:pPr>
       <w:r>
         <w:t xml:space="preserve">Monthly monitoring and performance checks.</w:t>
@@ -1360,7 +1360,7 @@
           <w:ilvl w:val="0"/>
           <w:numId w:val="2"/>
         </w:numPr>
-        <w:spacing w:after="60" w:line="264"/>
+        <w:spacing w:after="40" w:line="259"/>
       </w:pPr>
       <w:r>
         <w:t xml:space="preserve">Monthly reporting.</w:t>
@@ -1389,7 +1389,7 @@
           <w:ilvl w:val="0"/>
           <w:numId w:val="2"/>
         </w:numPr>
-        <w:spacing w:after="60" w:line="264"/>
+        <w:spacing w:after="40" w:line="259"/>
       </w:pPr>
       <w:r>
         <w:t xml:space="preserve">Website hosting, domain registration, email hosting, platform subscriptions, paid themes, premium plugins, stock media, or other third-party fees.</w:t>
@@ -1402,7 +1402,7 @@
           <w:ilvl w:val="0"/>
           <w:numId w:val="2"/>
         </w:numPr>
-        <w:spacing w:after="60" w:line="264"/>
+        <w:spacing w:after="40" w:line="259"/>
       </w:pPr>
       <w:r>
         <w:t xml:space="preserve">A website rebuild, migration, replatforming, custom application development, custom plugin development, or material redesign of the existing framework.</w:t>
@@ -1415,7 +1415,7 @@
           <w:ilvl w:val="0"/>
           <w:numId w:val="2"/>
         </w:numPr>
-        <w:spacing w:after="60" w:line="264"/>
+        <w:spacing w:after="40" w:line="259"/>
       </w:pPr>
       <w:r>
         <w:t xml:space="preserve">Technical SEO improvements, Google Analytics or Search Console setup, schema implementation, and content and SEO recommendations.</w:t>
@@ -1428,7 +1428,7 @@
           <w:ilvl w:val="0"/>
           <w:numId w:val="2"/>
         </w:numPr>
-        <w:spacing w:after="60" w:line="264"/>
+        <w:spacing w:after="40" w:line="259"/>
       </w:pPr>
       <w:r>
         <w:t xml:space="preserve">Web page additions, blog post drafting, competitor research, advanced SEO strategy, paid advertising, or social-media services.</w:t>
@@ -1441,7 +1441,7 @@
           <w:ilvl w:val="0"/>
           <w:numId w:val="2"/>
         </w:numPr>
-        <w:spacing w:after="60" w:line="264"/>
+        <w:spacing w:after="40" w:line="259"/>
       </w:pPr>
       <w:r>
         <w:t xml:space="preserve">Legal, clinical, privacy, HIPAA, cybersecurity, or accessibility audits, certifications, or remediation.</w:t>
@@ -1454,7 +1454,7 @@
           <w:ilvl w:val="0"/>
           <w:numId w:val="2"/>
         </w:numPr>
-        <w:spacing w:after="60" w:line="264"/>
+        <w:spacing w:after="40" w:line="259"/>
       </w:pPr>
       <w:r>
         <w:t xml:space="preserve">Emergency support, restoration from backup, malware removal, incident response, or repair of pre-existing defects unless added by change order.</w:t>
@@ -1483,7 +1483,7 @@
           <w:ilvl w:val="0"/>
           <w:numId w:val="2"/>
         </w:numPr>
-        <w:spacing w:after="60" w:line="264"/>
+        <w:spacing w:after="40" w:line="259"/>
       </w:pPr>
       <w:r>
         <w:t xml:space="preserve">Provider will prioritize work based on SEO impact, technical feasibility, and timely Client approvals.</w:t>
@@ -1496,7 +1496,7 @@
           <w:ilvl w:val="0"/>
           <w:numId w:val="2"/>
         </w:numPr>
-        <w:spacing w:after="60" w:line="264"/>
+        <w:spacing w:after="40" w:line="259"/>
       </w:pPr>
       <w:r>
         <w:t xml:space="preserve">Client will keep its website, hosting, domain, theme, plugins, and required third-party accounts active and in good standing.</w:t>
@@ -1509,7 +1509,7 @@
           <w:ilvl w:val="0"/>
           <w:numId w:val="2"/>
         </w:numPr>
-        <w:spacing w:after="60" w:line="264"/>
+        <w:spacing w:after="40" w:line="259"/>
       </w:pPr>
       <w:r>
         <w:t xml:space="preserve">Client will provide credentials through a reasonably secure method and will maintain backups appropriate to its risk.</w:t>
@@ -1522,7 +1522,7 @@
           <w:ilvl w:val="0"/>
           <w:numId w:val="2"/>
         </w:numPr>
-        <w:spacing w:after="60" w:line="264"/>
+        <w:spacing w:after="40" w:line="259"/>
       </w:pPr>
       <w:r>
         <w:t xml:space="preserve">New pages, blog posts, substantial copywriting, material redesigns, and changes in direction require a written change order.</w:t>
@@ -1535,7 +1535,7 @@
           <w:ilvl w:val="0"/>
           <w:numId w:val="2"/>
         </w:numPr>
-        <w:spacing w:after="60" w:line="264"/>
+        <w:spacing w:after="40" w:line="259"/>
       </w:pPr>
       <w:r>
         <w:t xml:space="preserve">A "service month" is each consecutive one-month period beginning on the Effective Date.</w:t>
@@ -1548,7 +1548,7 @@
           <w:ilvl w:val="0"/>
           <w:numId w:val="2"/>
         </w:numPr>
-        <w:spacing w:after="60" w:line="264"/>
+        <w:spacing w:after="40" w:line="259"/>
       </w:pPr>
       <w:r>
         <w:t xml:space="preserve">Reports may be delivered electronically. Meetings are not included unless separately scheduled or stated in writing.</w:t>
@@ -1863,7 +1863,201 @@
           <w:sz w:val="22"/>
           <w:szCs w:val="22"/>
         </w:rPr>
-        <w:t xml:space="preserve">F. Renewal Services</w:t>
+        <w:t xml:space="preserve">F. Additional Work Rates</w:t>
+      </w:r>
+    </w:p>
+    <w:p>
+      <w:pPr>
+        <w:spacing w:after="100" w:line="264"/>
+      </w:pPr>
+      <w:r>
+        <w:t xml:space="preserve">Client may request work beyond the allowances in this Exhibit at the following rates. Each request is approved in writing (email is sufficient) before work begins and is billed with the next monthly invoice.</w:t>
+      </w:r>
+    </w:p>
+    <w:tbl>
+      <w:tblPr>
+        <w:tblW w:type="dxa" w:w="9360"/>
+        <w:tblBorders>
+          <w:top w:val="single" w:color="auto" w:sz="4"/>
+          <w:left w:val="single" w:color="auto" w:sz="4"/>
+          <w:bottom w:val="single" w:color="auto" w:sz="4"/>
+          <w:right w:val="single" w:color="auto" w:sz="4"/>
+          <w:insideH w:val="single" w:color="auto" w:sz="4"/>
+          <w:insideV w:val="single" w:color="auto" w:sz="4"/>
+        </w:tblBorders>
+      </w:tblPr>
+      <w:tblGrid>
+        <w:gridCol w:w="3000"/>
+        <w:gridCol w:w="6360"/>
+      </w:tblGrid>
+      <w:tr>
+        <w:tc>
+          <w:tcPr>
+            <w:tcW w:type="dxa" w:w="3000"/>
+            <w:tcBorders>
+              <w:top w:val="single" w:color="000000" w:sz="4"/>
+              <w:left w:val="single" w:color="000000" w:sz="4"/>
+              <w:bottom w:val="single" w:color="000000" w:sz="4"/>
+              <w:right w:val="single" w:color="000000" w:sz="4"/>
+            </w:tcBorders>
+            <w:shd w:fill="F1F3F8" w:color="auto" w:val="clear"/>
+            <w:tcMar>
+              <w:top w:type="dxa" w:w="80"/>
+              <w:left w:type="dxa" w:w="120"/>
+              <w:bottom w:type="dxa" w:w="80"/>
+              <w:right w:type="dxa" w:w="120"/>
+            </w:tcMar>
+          </w:tcPr>
+          <w:p>
+            <w:r>
+              <w:rPr>
+                <w:b/>
+                <w:bCs/>
+              </w:rPr>
+              <w:t xml:space="preserve">Additional page</w:t>
+            </w:r>
+          </w:p>
+        </w:tc>
+        <w:tc>
+          <w:tcPr>
+            <w:tcW w:type="dxa" w:w="6360"/>
+            <w:tcBorders>
+              <w:top w:val="single" w:color="000000" w:sz="4"/>
+              <w:left w:val="single" w:color="000000" w:sz="4"/>
+              <w:bottom w:val="single" w:color="000000" w:sz="4"/>
+              <w:right w:val="single" w:color="000000" w:sz="4"/>
+            </w:tcBorders>
+            <w:tcMar>
+              <w:top w:type="dxa" w:w="80"/>
+              <w:left w:type="dxa" w:w="120"/>
+              <w:bottom w:type="dxa" w:w="80"/>
+              <w:right w:type="dxa" w:w="120"/>
+            </w:tcMar>
+          </w:tcPr>
+          <w:p>
+            <w:r>
+              <w:t xml:space="preserve">$75.00 each (one standard content page of up to approximately 800 words on an existing layout)</w:t>
+            </w:r>
+          </w:p>
+        </w:tc>
+      </w:tr>
+      <w:tr>
+        <w:tc>
+          <w:tcPr>
+            <w:tcW w:type="dxa" w:w="3000"/>
+            <w:tcBorders>
+              <w:top w:val="single" w:color="000000" w:sz="4"/>
+              <w:left w:val="single" w:color="000000" w:sz="4"/>
+              <w:bottom w:val="single" w:color="000000" w:sz="4"/>
+              <w:right w:val="single" w:color="000000" w:sz="4"/>
+            </w:tcBorders>
+            <w:shd w:fill="F1F3F8" w:color="auto" w:val="clear"/>
+            <w:tcMar>
+              <w:top w:type="dxa" w:w="80"/>
+              <w:left w:type="dxa" w:w="120"/>
+              <w:bottom w:type="dxa" w:w="80"/>
+              <w:right w:type="dxa" w:w="120"/>
+            </w:tcMar>
+          </w:tcPr>
+          <w:p>
+            <w:r>
+              <w:rPr>
+                <w:b/>
+                <w:bCs/>
+              </w:rPr>
+              <w:t xml:space="preserve">Additional blog post</w:t>
+            </w:r>
+          </w:p>
+        </w:tc>
+        <w:tc>
+          <w:tcPr>
+            <w:tcW w:type="dxa" w:w="6360"/>
+            <w:tcBorders>
+              <w:top w:val="single" w:color="000000" w:sz="4"/>
+              <w:left w:val="single" w:color="000000" w:sz="4"/>
+              <w:bottom w:val="single" w:color="000000" w:sz="4"/>
+              <w:right w:val="single" w:color="000000" w:sz="4"/>
+            </w:tcBorders>
+            <w:tcMar>
+              <w:top w:type="dxa" w:w="80"/>
+              <w:left w:type="dxa" w:w="120"/>
+              <w:bottom w:type="dxa" w:w="80"/>
+              <w:right w:type="dxa" w:w="120"/>
+            </w:tcMar>
+          </w:tcPr>
+          <w:p>
+            <w:r>
+              <w:t xml:space="preserve">$50.00 each (one SEO-optimized draft of up to approximately 1,000 words)</w:t>
+            </w:r>
+          </w:p>
+        </w:tc>
+      </w:tr>
+      <w:tr>
+        <w:tc>
+          <w:tcPr>
+            <w:tcW w:type="dxa" w:w="3000"/>
+            <w:tcBorders>
+              <w:top w:val="single" w:color="000000" w:sz="4"/>
+              <w:left w:val="single" w:color="000000" w:sz="4"/>
+              <w:bottom w:val="single" w:color="000000" w:sz="4"/>
+              <w:right w:val="single" w:color="000000" w:sz="4"/>
+            </w:tcBorders>
+            <w:shd w:fill="F1F3F8" w:color="auto" w:val="clear"/>
+            <w:tcMar>
+              <w:top w:type="dxa" w:w="80"/>
+              <w:left w:type="dxa" w:w="120"/>
+              <w:bottom w:type="dxa" w:w="80"/>
+              <w:right w:type="dxa" w:w="120"/>
+            </w:tcMar>
+          </w:tcPr>
+          <w:p>
+            <w:r>
+              <w:rPr>
+                <w:b/>
+                <w:bCs/>
+              </w:rPr>
+              <w:t xml:space="preserve">Custom work</w:t>
+            </w:r>
+          </w:p>
+        </w:tc>
+        <w:tc>
+          <w:tcPr>
+            <w:tcW w:type="dxa" w:w="6360"/>
+            <w:tcBorders>
+              <w:top w:val="single" w:color="000000" w:sz="4"/>
+              <w:left w:val="single" w:color="000000" w:sz="4"/>
+              <w:bottom w:val="single" w:color="000000" w:sz="4"/>
+              <w:right w:val="single" w:color="000000" w:sz="4"/>
+            </w:tcBorders>
+            <w:tcMar>
+              <w:top w:type="dxa" w:w="80"/>
+              <w:left w:type="dxa" w:w="120"/>
+              <w:bottom w:type="dxa" w:w="80"/>
+              <w:right w:type="dxa" w:w="120"/>
+            </w:tcMar>
+          </w:tcPr>
+          <w:p>
+            <w:r>
+              <w:t xml:space="preserve">Custom-designed layouts, landing pages with forms or booking integrations, and other work are quoted separately by written change order.</w:t>
+            </w:r>
+          </w:p>
+        </w:tc>
+      </w:tr>
+    </w:tbl>
+    <w:p>
+      <w:pPr>
+        <w:keepNext/>
+        <w:spacing w:after="80" w:before="160"/>
+      </w:pPr>
+      <w:r>
+        <w:rPr>
+          <w:b/>
+          <w:bCs/>
+          <w:color w:val="1F2A44"/>
+          <w:sz w:val="22"/>
+          <w:szCs w:val="22"/>
+        </w:rPr>
+        <w:t xml:space="preserve">G. Renewal Services</w:t>
       </w:r>
     </w:p>
     <w:p>
